--- a/pr-preview/pr-308/algebra-trigonometry.docx
+++ b/pr-preview/pr-308/algebra-trigonometry.docx
@@ -15,7 +15,7 @@
         <w:pStyle w:val="Date"/>
       </w:pPr>
       <w:r>
-        <w:t xml:space="preserve">Last modified: 2026-10-15 02:49:28 (PDT)</w:t>
+        <w:t xml:space="preserve">Last modified: 2026-10-15 05:19:02 (PDT)</w:t>
       </w:r>
     </w:p>
     <w:bookmarkStart w:id="18" w:name="sec-cosine-sine"/>
@@ -1777,24 +1777,594 @@
           </m:rPr>
           <m:t>)</m:t>
         </m:r>
-        <m:r>
-          <m:rPr>
-            <m:sty m:val="p"/>
-          </m:rPr>
-          <m:t>≈</m:t>
-        </m:r>
-      </m:oMath>
-      <w:r>
-        <w:t xml:space="preserve"> </w:t>
-      </w:r>
-      <w:r>
-        <w:t xml:space="preserve">(0.5, 0.866),</w:t>
-      </w:r>
-      <w:r>
-        <w:t xml:space="preserve"> </w:t>
-      </w:r>
-      <w:r>
-        <w:t xml:space="preserve">and its two coordinates.</w:t>
+      </m:oMath>
+      <w:r>
+        <w:t xml:space="preserve">, and its two coordinates.</w:t>
+      </w:r>
+      <w:r>
+        <w:t xml:space="preserve"> </w:t>
+      </w:r>
+      <w:r>
+        <w:t xml:space="preserve">The point is a vertex of a regular hexagon inscribed in the unit circle,</w:t>
+      </w:r>
+      <w:r>
+        <w:t xml:space="preserve"> </w:t>
+      </w:r>
+      <w:r>
+        <w:t xml:space="preserve">whose sides have the same length as its radius,</w:t>
+      </w:r>
+      <w:r>
+        <w:t xml:space="preserve"> </w:t>
+      </w:r>
+      <w:r>
+        <w:t xml:space="preserve">so the point is at distance</w:t>
+      </w:r>
+      <w:r>
+        <w:t xml:space="preserve"> </w:t>
+      </w:r>
+      <m:oMath>
+        <m:r>
+          <m:t>1</m:t>
+        </m:r>
+      </m:oMath>
+      <w:r>
+        <w:t xml:space="preserve"> </w:t>
+      </w:r>
+      <w:r>
+        <w:t xml:space="preserve">from</w:t>
+      </w:r>
+      <w:r>
+        <w:t xml:space="preserve"> </w:t>
+      </w:r>
+      <m:oMath>
+        <m:r>
+          <m:rPr>
+            <m:sty m:val="p"/>
+          </m:rPr>
+          <m:t>(</m:t>
+        </m:r>
+        <m:r>
+          <m:t>1</m:t>
+        </m:r>
+        <m:r>
+          <m:rPr>
+            <m:sty m:val="p"/>
+          </m:rPr>
+          <m:t>,</m:t>
+        </m:r>
+        <m:r>
+          <m:t>0</m:t>
+        </m:r>
+        <m:r>
+          <m:rPr>
+            <m:sty m:val="p"/>
+          </m:rPr>
+          <m:t>)</m:t>
+        </m:r>
+      </m:oMath>
+      <w:r>
+        <w:t xml:space="preserve">.</w:t>
+      </w:r>
+      <w:r>
+        <w:t xml:space="preserve"> </w:t>
+      </w:r>
+      <w:r>
+        <w:t xml:space="preserve">Writing</w:t>
+      </w:r>
+      <w:r>
+        <w:t xml:space="preserve"> </w:t>
+      </w:r>
+      <m:oMath>
+        <m:r>
+          <m:rPr>
+            <m:sty m:val="p"/>
+          </m:rPr>
+          <m:t>(</m:t>
+        </m:r>
+        <m:sSub>
+          <m:e>
+            <m:r>
+              <m:t>x</m:t>
+            </m:r>
+          </m:e>
+          <m:sub>
+            <m:r>
+              <m:t>1</m:t>
+            </m:r>
+          </m:sub>
+        </m:sSub>
+        <m:r>
+          <m:rPr>
+            <m:sty m:val="p"/>
+          </m:rPr>
+          <m:t>,</m:t>
+        </m:r>
+        <m:sSub>
+          <m:e>
+            <m:r>
+              <m:t>x</m:t>
+            </m:r>
+          </m:e>
+          <m:sub>
+            <m:r>
+              <m:t>2</m:t>
+            </m:r>
+          </m:sub>
+        </m:sSub>
+        <m:r>
+          <m:rPr>
+            <m:sty m:val="p"/>
+          </m:rPr>
+          <m:t>)</m:t>
+        </m:r>
+        <m:r>
+          <m:rPr>
+            <m:sty m:val="p"/>
+          </m:rPr>
+          <m:t>=</m:t>
+        </m:r>
+        <m:r>
+          <m:rPr>
+            <m:sty m:val="p"/>
+          </m:rPr>
+          <m:t>(</m:t>
+        </m:r>
+        <m:r>
+          <m:rPr>
+            <m:sty m:val="p"/>
+          </m:rPr>
+          <m:t>cos</m:t>
+        </m:r>
+        <m:r>
+          <m:t>θ</m:t>
+        </m:r>
+        <m:r>
+          <m:rPr>
+            <m:sty m:val="p"/>
+          </m:rPr>
+          <m:t>,</m:t>
+        </m:r>
+        <m:r>
+          <m:rPr>
+            <m:sty m:val="p"/>
+          </m:rPr>
+          <m:t>sin</m:t>
+        </m:r>
+        <m:r>
+          <m:t>θ</m:t>
+        </m:r>
+        <m:r>
+          <m:rPr>
+            <m:sty m:val="p"/>
+          </m:rPr>
+          <m:t>)</m:t>
+        </m:r>
+      </m:oMath>
+      <w:r>
+        <w:t xml:space="preserve">,</w:t>
+      </w:r>
+    </w:p>
+    <w:p>
+      <w:pPr>
+        <w:pStyle w:val="BodyText"/>
+      </w:pPr>
+      <m:oMathPara>
+        <m:oMathParaPr>
+          <m:jc m:val="center"/>
+        </m:oMathParaPr>
+        <m:oMath>
+          <m:eqArr>
+            <m:e>
+              <m:r>
+                <m:t>1</m:t>
+              </m:r>
+              <m:r>
+                <m:t>&amp;</m:t>
+              </m:r>
+              <m:r>
+                <m:rPr>
+                  <m:sty m:val="p"/>
+                </m:rPr>
+                <m:t>=</m:t>
+              </m:r>
+              <m:r>
+                <m:rPr>
+                  <m:sty m:val="p"/>
+                </m:rPr>
+                <m:t>(</m:t>
+              </m:r>
+              <m:sSub>
+                <m:e>
+                  <m:r>
+                    <m:t>x</m:t>
+                  </m:r>
+                </m:e>
+                <m:sub>
+                  <m:r>
+                    <m:t>1</m:t>
+                  </m:r>
+                </m:sub>
+              </m:sSub>
+              <m:r>
+                <m:rPr>
+                  <m:sty m:val="p"/>
+                </m:rPr>
+                <m:t>−</m:t>
+              </m:r>
+              <m:r>
+                <m:t>1</m:t>
+              </m:r>
+              <m:sSup>
+                <m:e>
+                  <m:r>
+                    <m:rPr>
+                      <m:sty m:val="p"/>
+                    </m:rPr>
+                    <m:t>)</m:t>
+                  </m:r>
+                </m:e>
+                <m:sup>
+                  <m:r>
+                    <m:t>2</m:t>
+                  </m:r>
+                </m:sup>
+              </m:sSup>
+              <m:r>
+                <m:rPr>
+                  <m:sty m:val="p"/>
+                </m:rPr>
+                <m:t>+</m:t>
+              </m:r>
+              <m:sSubSup>
+                <m:e>
+                  <m:r>
+                    <m:t>x</m:t>
+                  </m:r>
+                </m:e>
+                <m:sub>
+                  <m:r>
+                    <m:t>2</m:t>
+                  </m:r>
+                </m:sub>
+                <m:sup>
+                  <m:r>
+                    <m:t>2</m:t>
+                  </m:r>
+                </m:sup>
+              </m:sSubSup>
+            </m:e>
+            <m:e>
+              <m:r>
+                <m:t>&amp;</m:t>
+              </m:r>
+              <m:r>
+                <m:rPr>
+                  <m:sty m:val="p"/>
+                </m:rPr>
+                <m:t>=</m:t>
+              </m:r>
+              <m:sSubSup>
+                <m:e>
+                  <m:r>
+                    <m:t>x</m:t>
+                  </m:r>
+                </m:e>
+                <m:sub>
+                  <m:r>
+                    <m:t>1</m:t>
+                  </m:r>
+                </m:sub>
+                <m:sup>
+                  <m:r>
+                    <m:t>2</m:t>
+                  </m:r>
+                </m:sup>
+              </m:sSubSup>
+              <m:r>
+                <m:rPr>
+                  <m:sty m:val="p"/>
+                </m:rPr>
+                <m:t>+</m:t>
+              </m:r>
+              <m:sSubSup>
+                <m:e>
+                  <m:r>
+                    <m:t>x</m:t>
+                  </m:r>
+                </m:e>
+                <m:sub>
+                  <m:r>
+                    <m:t>2</m:t>
+                  </m:r>
+                </m:sub>
+                <m:sup>
+                  <m:r>
+                    <m:t>2</m:t>
+                  </m:r>
+                </m:sup>
+              </m:sSubSup>
+              <m:r>
+                <m:rPr>
+                  <m:sty m:val="p"/>
+                </m:rPr>
+                <m:t>−</m:t>
+              </m:r>
+              <m:r>
+                <m:t>2</m:t>
+              </m:r>
+              <m:sSub>
+                <m:e>
+                  <m:r>
+                    <m:t>x</m:t>
+                  </m:r>
+                </m:e>
+                <m:sub>
+                  <m:r>
+                    <m:t>1</m:t>
+                  </m:r>
+                </m:sub>
+              </m:sSub>
+              <m:r>
+                <m:rPr>
+                  <m:sty m:val="p"/>
+                </m:rPr>
+                <m:t>+</m:t>
+              </m:r>
+              <m:r>
+                <m:t>1</m:t>
+              </m:r>
+            </m:e>
+            <m:e>
+              <m:r>
+                <m:t>&amp;</m:t>
+              </m:r>
+              <m:r>
+                <m:rPr>
+                  <m:sty m:val="p"/>
+                </m:rPr>
+                <m:t>=</m:t>
+              </m:r>
+              <m:r>
+                <m:t>2</m:t>
+              </m:r>
+              <m:r>
+                <m:rPr>
+                  <m:sty m:val="p"/>
+                </m:rPr>
+                <m:t>−</m:t>
+              </m:r>
+              <m:r>
+                <m:t>2</m:t>
+              </m:r>
+              <m:sSub>
+                <m:e>
+                  <m:r>
+                    <m:t>x</m:t>
+                  </m:r>
+                </m:e>
+                <m:sub>
+                  <m:r>
+                    <m:t>1</m:t>
+                  </m:r>
+                </m:sub>
+              </m:sSub>
+              <m:r>
+                <m:rPr>
+                  <m:sty m:val="p"/>
+                </m:rPr>
+                <m:t>,</m:t>
+              </m:r>
+            </m:e>
+          </m:eqArr>
+        </m:oMath>
+      </m:oMathPara>
+    </w:p>
+    <w:p>
+      <w:pPr>
+        <w:pStyle w:val="FirstParagraph"/>
+      </w:pPr>
+      <w:r>
+        <w:t xml:space="preserve">so</w:t>
+      </w:r>
+      <w:r>
+        <w:t xml:space="preserve"> </w:t>
+      </w:r>
+      <m:oMath>
+        <m:r>
+          <m:rPr>
+            <m:sty m:val="p"/>
+          </m:rPr>
+          <m:t>cos</m:t>
+        </m:r>
+        <m:r>
+          <m:rPr>
+            <m:sty m:val="p"/>
+          </m:rPr>
+          <m:t>(</m:t>
+        </m:r>
+        <m:r>
+          <m:t>π</m:t>
+        </m:r>
+        <m:r>
+          <m:rPr>
+            <m:sty m:val="p"/>
+          </m:rPr>
+          <m:t>/</m:t>
+        </m:r>
+        <m:r>
+          <m:t>3</m:t>
+        </m:r>
+        <m:r>
+          <m:rPr>
+            <m:sty m:val="p"/>
+          </m:rPr>
+          <m:t>)</m:t>
+        </m:r>
+        <m:r>
+          <m:rPr>
+            <m:sty m:val="p"/>
+          </m:rPr>
+          <m:t>=</m:t>
+        </m:r>
+        <m:sSub>
+          <m:e>
+            <m:r>
+              <m:t>x</m:t>
+            </m:r>
+          </m:e>
+          <m:sub>
+            <m:r>
+              <m:t>1</m:t>
+            </m:r>
+          </m:sub>
+        </m:sSub>
+        <m:r>
+          <m:rPr>
+            <m:sty m:val="p"/>
+          </m:rPr>
+          <m:t>=</m:t>
+        </m:r>
+        <m:f>
+          <m:fPr>
+            <m:type m:val="lin"/>
+          </m:fPr>
+          <m:num>
+            <m:r>
+              <m:t>1</m:t>
+            </m:r>
+          </m:num>
+          <m:den>
+            <m:r>
+              <m:t>2</m:t>
+            </m:r>
+          </m:den>
+        </m:f>
+      </m:oMath>
+      <w:r>
+        <w:t xml:space="preserve">,</w:t>
+      </w:r>
+      <w:r>
+        <w:t xml:space="preserve"> </w:t>
+      </w:r>
+      <w:r>
+        <w:t xml:space="preserve">and then</w:t>
+      </w:r>
+      <w:r>
+        <w:t xml:space="preserve"> </w:t>
+      </w:r>
+      <m:oMath>
+        <m:r>
+          <m:rPr>
+            <m:sty m:val="p"/>
+          </m:rPr>
+          <m:t>sin</m:t>
+        </m:r>
+        <m:r>
+          <m:rPr>
+            <m:sty m:val="p"/>
+          </m:rPr>
+          <m:t>(</m:t>
+        </m:r>
+        <m:r>
+          <m:t>π</m:t>
+        </m:r>
+        <m:r>
+          <m:rPr>
+            <m:sty m:val="p"/>
+          </m:rPr>
+          <m:t>/</m:t>
+        </m:r>
+        <m:r>
+          <m:t>3</m:t>
+        </m:r>
+        <m:r>
+          <m:rPr>
+            <m:sty m:val="p"/>
+          </m:rPr>
+          <m:t>)</m:t>
+        </m:r>
+        <m:r>
+          <m:rPr>
+            <m:sty m:val="p"/>
+          </m:rPr>
+          <m:t>=</m:t>
+        </m:r>
+        <m:rad>
+          <m:radPr>
+            <m:degHide m:val="on"/>
+          </m:radPr>
+          <m:deg/>
+          <m:e>
+            <m:r>
+              <m:t>1</m:t>
+            </m:r>
+            <m:r>
+              <m:rPr>
+                <m:sty m:val="p"/>
+              </m:rPr>
+              <m:t>−</m:t>
+            </m:r>
+            <m:f>
+              <m:fPr>
+                <m:type m:val="lin"/>
+              </m:fPr>
+              <m:num>
+                <m:r>
+                  <m:t>1</m:t>
+                </m:r>
+              </m:num>
+              <m:den>
+                <m:r>
+                  <m:t>4</m:t>
+                </m:r>
+              </m:den>
+            </m:f>
+          </m:e>
+        </m:rad>
+        <m:r>
+          <m:rPr>
+            <m:sty m:val="p"/>
+          </m:rPr>
+          <m:t>=</m:t>
+        </m:r>
+        <m:f>
+          <m:fPr>
+            <m:type m:val="lin"/>
+          </m:fPr>
+          <m:num>
+            <m:rad>
+              <m:radPr>
+                <m:degHide m:val="on"/>
+              </m:radPr>
+              <m:deg/>
+              <m:e>
+                <m:r>
+                  <m:t>3</m:t>
+                </m:r>
+              </m:e>
+            </m:rad>
+          </m:num>
+          <m:den>
+            <m:r>
+              <m:t>2</m:t>
+            </m:r>
+          </m:den>
+        </m:f>
+      </m:oMath>
+      <w:r>
+        <w:t xml:space="preserve">.</w:t>
+      </w:r>
+      <w:r>
+        <w:t xml:space="preserve"> </w:t>
+      </w:r>
+      <w:r>
+        <w:t xml:space="preserve">To three decimal places these are</w:t>
+      </w:r>
+      <w:r>
+        <w:t xml:space="preserve"> </w:t>
+      </w:r>
+      <w:r>
+        <w:t xml:space="preserve">0.5 and 0.866.</w:t>
       </w:r>
       <w:r>
         <w:t xml:space="preserve"> </w:t>
@@ -3141,29 +3711,36 @@
         <w:t xml:space="preserve"> </w:t>
       </w:r>
       <w:r>
-        <w:t xml:space="preserve">A one-to-one continuous function that goes from</w:t>
-      </w:r>
-      <w:r>
-        <w:t xml:space="preserve"> </w:t>
-      </w:r>
-      <m:oMath>
+        <w:t xml:space="preserve">Finally, move along the upper half circle from</w:t>
+      </w:r>
+      <w:r>
+        <w:t xml:space="preserve"> </w:t>
+      </w:r>
+      <m:oMath>
+        <m:r>
+          <m:rPr>
+            <m:sty m:val="p"/>
+          </m:rPr>
+          <m:t>(</m:t>
+        </m:r>
         <m:r>
           <m:t>1</m:t>
         </m:r>
-      </m:oMath>
-      <w:r>
-        <w:t xml:space="preserve"> </w:t>
-      </w:r>
-      <w:r>
-        <w:t xml:space="preserve">at</w:t>
-      </w:r>
-      <w:r>
-        <w:t xml:space="preserve"> </w:t>
-      </w:r>
-      <m:oMath>
+        <m:r>
+          <m:rPr>
+            <m:sty m:val="p"/>
+          </m:rPr>
+          <m:t>,</m:t>
+        </m:r>
         <m:r>
           <m:t>0</m:t>
         </m:r>
+        <m:r>
+          <m:rPr>
+            <m:sty m:val="p"/>
+          </m:rPr>
+          <m:t>)</m:t>
+        </m:r>
       </m:oMath>
       <w:r>
         <w:t xml:space="preserve"> </w:t>
@@ -3179,17 +3756,66 @@
           <m:rPr>
             <m:sty m:val="p"/>
           </m:rPr>
+          <m:t>(</m:t>
+        </m:r>
+        <m:r>
+          <m:rPr>
+            <m:sty m:val="p"/>
+          </m:rPr>
           <m:t>−</m:t>
         </m:r>
         <m:r>
           <m:t>1</m:t>
         </m:r>
-      </m:oMath>
-      <w:r>
-        <w:t xml:space="preserve"> </w:t>
-      </w:r>
-      <w:r>
-        <w:t xml:space="preserve">at</w:t>
+        <m:r>
+          <m:rPr>
+            <m:sty m:val="p"/>
+          </m:rPr>
+          <m:t>,</m:t>
+        </m:r>
+        <m:r>
+          <m:t>0</m:t>
+        </m:r>
+        <m:r>
+          <m:rPr>
+            <m:sty m:val="p"/>
+          </m:rPr>
+          <m:t>)</m:t>
+        </m:r>
+      </m:oMath>
+      <w:r>
+        <w:t xml:space="preserve"> </w:t>
+      </w:r>
+      <w:r>
+        <w:t xml:space="preserve">as</w:t>
+      </w:r>
+      <w:r>
+        <w:t xml:space="preserve"> </w:t>
+      </w:r>
+      <m:oMath>
+        <m:r>
+          <m:t>θ</m:t>
+        </m:r>
+      </m:oMath>
+      <w:r>
+        <w:t xml:space="preserve"> </w:t>
+      </w:r>
+      <w:r>
+        <w:t xml:space="preserve">increases from</w:t>
+      </w:r>
+      <w:r>
+        <w:t xml:space="preserve"> </w:t>
+      </w:r>
+      <m:oMath>
+        <m:r>
+          <m:t>0</m:t>
+        </m:r>
+      </m:oMath>
+      <w:r>
+        <w:t xml:space="preserve"> </w:t>
+      </w:r>
+      <w:r>
+        <w:t xml:space="preserve">to</w:t>
       </w:r>
       <w:r>
         <w:t xml:space="preserve"> </w:t>
@@ -3200,10 +3826,80 @@
         </m:r>
       </m:oMath>
       <w:r>
-        <w:t xml:space="preserve"> </w:t>
-      </w:r>
-      <w:r>
-        <w:t xml:space="preserve">is decreasing.</w:t>
+        <w:t xml:space="preserve">.</w:t>
+      </w:r>
+      <w:r>
+        <w:t xml:space="preserve"> </w:t>
+      </w:r>
+      <w:r>
+        <w:t xml:space="preserve">The first coordinate never takes the same value twice, so it never turns back.</w:t>
+      </w:r>
+      <w:r>
+        <w:t xml:space="preserve"> </w:t>
+      </w:r>
+      <w:r>
+        <w:t xml:space="preserve">It starts at</w:t>
+      </w:r>
+      <w:r>
+        <w:t xml:space="preserve"> </w:t>
+      </w:r>
+      <m:oMath>
+        <m:r>
+          <m:rPr>
+            <m:sty m:val="p"/>
+          </m:rPr>
+          <m:t>cos</m:t>
+        </m:r>
+        <m:r>
+          <m:t>0</m:t>
+        </m:r>
+        <m:r>
+          <m:rPr>
+            <m:sty m:val="p"/>
+          </m:rPr>
+          <m:t>=</m:t>
+        </m:r>
+        <m:r>
+          <m:t>1</m:t>
+        </m:r>
+      </m:oMath>
+      <w:r>
+        <w:t xml:space="preserve"> </w:t>
+      </w:r>
+      <w:r>
+        <w:t xml:space="preserve">and ends at</w:t>
+      </w:r>
+      <w:r>
+        <w:t xml:space="preserve"> </w:t>
+      </w:r>
+      <m:oMath>
+        <m:r>
+          <m:rPr>
+            <m:sty m:val="p"/>
+          </m:rPr>
+          <m:t>cos</m:t>
+        </m:r>
+        <m:r>
+          <m:t>π</m:t>
+        </m:r>
+        <m:r>
+          <m:rPr>
+            <m:sty m:val="p"/>
+          </m:rPr>
+          <m:t>=</m:t>
+        </m:r>
+        <m:r>
+          <m:rPr>
+            <m:sty m:val="p"/>
+          </m:rPr>
+          <m:t>−</m:t>
+        </m:r>
+        <m:r>
+          <m:t>1</m:t>
+        </m:r>
+      </m:oMath>
+      <w:r>
+        <w:t xml:space="preserve">, so it only decreases.</w:t>
       </w:r>
     </w:p>
     <w:bookmarkEnd w:id="18"/>

--- a/pr-preview/pr-308/algebra-trigonometry.docx
+++ b/pr-preview/pr-308/algebra-trigonometry.docx
@@ -15,7 +15,7 @@
         <w:pStyle w:val="Date"/>
       </w:pPr>
       <w:r>
-        <w:t xml:space="preserve">Last modified: 2026-10-15 05:19:02 (PDT)</w:t>
+        <w:t xml:space="preserve">Last modified: 2026-10-15 06:49:18 (PDT)</w:t>
       </w:r>
     </w:p>
     <w:bookmarkStart w:id="18" w:name="sec-cosine-sine"/>
